--- a/CDT TEMPLATE Information sheet V1.2.docx
+++ b/CDT TEMPLATE Information sheet V1.2.docx
@@ -202,39 +202,29 @@
       <w:r>
         <w:rPr>
           <w:rFonts w:ascii="Arial" w:hAnsi="Arial" w:cs="Arial"/>
-          <w:highlight w:val="yellow"/>
         </w:rPr>
-        <w:t xml:space="preserve">([supervisor email </w:t>
-      </w:r>
-      <w:hyperlink r:id="rId7" w:history="1">
-        <w:r>
-          <w:rPr>
-            <w:rStyle w:val="Hyperlink"/>
-            <w:rFonts w:ascii="Arial" w:hAnsi="Arial" w:cs="Arial"/>
-            <w:highlight w:val="yellow"/>
-          </w:rPr>
-          <w:t>address@bcu.ac.uk</w:t>
-        </w:r>
-      </w:hyperlink>
-      <w:r>
-        <w:rPr>
-          <w:rFonts w:ascii="Arial" w:hAnsi="Arial" w:cs="Arial"/>
-          <w:highlight w:val="yellow"/>
-        </w:rPr>
-        <w:t>]</w:t>
+        <w:t>(</w:t>
       </w:r>
       <w:r>
         <w:rPr>
           <w:rFonts w:ascii="Arial" w:hAnsi="Arial" w:cs="Arial"/>
         </w:rPr>
-        <w:t xml:space="preserve">) during the period </w:t>
+        <w:t>Richard.Davies@bcu.ac.uk</w:t>
+      </w:r>
+      <w:r>
+        <w:t>)</w:t>
       </w:r>
       <w:r>
         <w:rPr>
           <w:rFonts w:ascii="Arial" w:hAnsi="Arial" w:cs="Arial"/>
-          <w:highlight w:val="yellow"/>
         </w:rPr>
-        <w:t>[Month Year to DD Month Year]</w:t>
+        <w:t xml:space="preserve"> during the period </w:t>
+      </w:r>
+      <w:r>
+        <w:rPr>
+          <w:rFonts w:ascii="Arial" w:hAnsi="Arial" w:cs="Arial"/>
+        </w:rPr>
+        <w:t>03/11/2025 to 11/05/2026</w:t>
       </w:r>
       <w:r>
         <w:rPr>
@@ -395,10 +385,9 @@
             </w:pPr>
             <w:r>
               <w:rPr>
-                <w:rFonts w:ascii="Arial" w:hAnsi="Arial" w:cs="Arial"/>
-                <w:highlight w:val="yellow"/>
-              </w:rPr>
-              <w:t>[title of project]</w:t>
+                <w:rFonts w:eastAsia="Arial" w:cstheme="minorHAnsi"/>
+              </w:rPr>
+              <w:t>Analysing the effect of using unique game controllers to enhance player experience and immersion.</w:t>
             </w:r>
           </w:p>
         </w:tc>
@@ -434,10 +423,9 @@
           </w:tcPr>
           <w:p>
             <w:pPr>
-              <w:jc w:val="left"/>
-              <w:rPr>
-                <w:rFonts w:ascii="Arial" w:hAnsi="Arial" w:cs="Arial"/>
-              </w:rPr>
+              <w:spacing w:after="162" w:line="285" w:lineRule="auto"/>
+              <w:ind w:left="705" w:right="16"/>
+              <w:jc w:val="left"/>
             </w:pPr>
             <w:r>
               <w:rPr>
@@ -448,9 +436,14 @@
             <w:r>
               <w:rPr>
                 <w:rFonts w:ascii="Arial" w:hAnsi="Arial" w:cs="Arial"/>
-                <w:highlight w:val="yellow"/>
-              </w:rPr>
-              <w:t>[problem of topic]</w:t>
+              </w:rPr>
+              <w:t>unique</w:t>
+            </w:r>
+            <w:r>
+              <w:rPr>
+                <w:rFonts w:ascii="Arial" w:hAnsi="Arial" w:cs="Arial"/>
+              </w:rPr>
+              <w:t xml:space="preserve"> controllers</w:t>
             </w:r>
             <w:r>
               <w:rPr>
@@ -461,24 +454,21 @@
             <w:r>
               <w:rPr>
                 <w:rFonts w:ascii="Arial" w:hAnsi="Arial" w:cs="Arial"/>
-                <w:highlight w:val="yellow"/>
-              </w:rPr>
-              <w:t>[aim(s)]</w:t>
-            </w:r>
-            <w:r>
-              <w:rPr>
-                <w:rFonts w:ascii="Arial" w:hAnsi="Arial" w:cs="Arial"/>
-              </w:rPr>
-              <w:t xml:space="preserve">.  The objectives of the project are </w:t>
-            </w:r>
-            <w:proofErr w:type="gramStart"/>
-            <w:r>
-              <w:rPr>
-                <w:rFonts w:ascii="Arial" w:hAnsi="Arial" w:cs="Arial"/>
-              </w:rPr>
-              <w:t>to:</w:t>
-            </w:r>
-            <w:proofErr w:type="gramEnd"/>
+              </w:rPr>
+              <w:t>provide gamers with new</w:t>
+            </w:r>
+            <w:r>
+              <w:rPr>
+                <w:rFonts w:ascii="Arial" w:hAnsi="Arial" w:cs="Arial"/>
+              </w:rPr>
+              <w:t xml:space="preserve"> immersive experiences</w:t>
+            </w:r>
+            <w:r>
+              <w:rPr>
+                <w:rFonts w:ascii="Arial" w:hAnsi="Arial" w:cs="Arial"/>
+              </w:rPr>
+              <w:t>.</w:t>
+            </w:r>
             <w:r>
               <w:rPr>
                 <w:rFonts w:ascii="Arial" w:hAnsi="Arial" w:cs="Arial"/>
@@ -488,15 +478,162 @@
             <w:r>
               <w:rPr>
                 <w:rFonts w:ascii="Arial" w:hAnsi="Arial" w:cs="Arial"/>
-                <w:highlight w:val="yellow"/>
-              </w:rPr>
-              <w:t>[objectives]</w:t>
-            </w:r>
-            <w:r>
-              <w:rPr>
-                <w:rFonts w:ascii="Arial" w:hAnsi="Arial" w:cs="Arial"/>
-              </w:rPr>
-              <w:t>:</w:t>
+              </w:rPr>
+              <w:t xml:space="preserve">The objectives of the project are to: </w:t>
+            </w:r>
+          </w:p>
+          <w:p>
+            <w:pPr>
+              <w:numPr>
+                <w:ilvl w:val="0"/>
+                <w:numId w:val="2"/>
+              </w:numPr>
+              <w:spacing w:after="162" w:line="285" w:lineRule="auto"/>
+              <w:ind w:right="16"/>
+              <w:jc w:val="left"/>
+            </w:pPr>
+            <w:r>
+              <w:rPr>
+                <w:rFonts w:ascii="Arial" w:eastAsia="Arial" w:hAnsi="Arial" w:cs="Arial"/>
+                <w:b/>
+              </w:rPr>
+              <w:t>Objective 1:</w:t>
+            </w:r>
+            <w:r>
+              <w:rPr>
+                <w:rFonts w:ascii="Arial" w:eastAsia="Arial" w:hAnsi="Arial" w:cs="Arial"/>
+              </w:rPr>
+              <w:t xml:space="preserve"> Assess various controller designs and their impact on gameplay</w:t>
+            </w:r>
+            <w:r>
+              <w:rPr>
+                <w:rFonts w:ascii="Arial" w:eastAsia="Arial" w:hAnsi="Arial" w:cs="Arial"/>
+              </w:rPr>
+              <w:t>.</w:t>
+            </w:r>
+            <w:r>
+              <w:t xml:space="preserve"> </w:t>
+            </w:r>
+          </w:p>
+          <w:p>
+            <w:pPr>
+              <w:numPr>
+                <w:ilvl w:val="0"/>
+                <w:numId w:val="2"/>
+              </w:numPr>
+              <w:spacing w:after="162" w:line="285" w:lineRule="auto"/>
+              <w:ind w:right="16"/>
+              <w:jc w:val="left"/>
+            </w:pPr>
+            <w:r>
+              <w:rPr>
+                <w:rFonts w:ascii="Arial" w:eastAsia="Arial" w:hAnsi="Arial" w:cs="Arial"/>
+                <w:b/>
+              </w:rPr>
+              <w:t>Objective 2:</w:t>
+            </w:r>
+            <w:r>
+              <w:rPr>
+                <w:rFonts w:ascii="Arial" w:eastAsia="Arial" w:hAnsi="Arial" w:cs="Arial"/>
+              </w:rPr>
+              <w:t xml:space="preserve"> Create a design plan for the controller and the game. </w:t>
+            </w:r>
+          </w:p>
+          <w:p>
+            <w:pPr>
+              <w:numPr>
+                <w:ilvl w:val="0"/>
+                <w:numId w:val="2"/>
+              </w:numPr>
+              <w:spacing w:after="162" w:line="285" w:lineRule="auto"/>
+              <w:ind w:right="16"/>
+              <w:jc w:val="left"/>
+            </w:pPr>
+            <w:r>
+              <w:rPr>
+                <w:rFonts w:ascii="Arial" w:eastAsia="Arial" w:hAnsi="Arial" w:cs="Arial"/>
+                <w:b/>
+              </w:rPr>
+              <w:lastRenderedPageBreak/>
+              <w:t>Objective 3:</w:t>
+            </w:r>
+            <w:r>
+              <w:rPr>
+                <w:rFonts w:ascii="Arial" w:eastAsia="Arial" w:hAnsi="Arial" w:cs="Arial"/>
+              </w:rPr>
+              <w:t xml:space="preserve"> Develop the controller which allows a program to take user input. </w:t>
+            </w:r>
+          </w:p>
+          <w:p>
+            <w:pPr>
+              <w:numPr>
+                <w:ilvl w:val="0"/>
+                <w:numId w:val="2"/>
+              </w:numPr>
+              <w:spacing w:after="162" w:line="285" w:lineRule="auto"/>
+              <w:ind w:right="16"/>
+              <w:jc w:val="left"/>
+            </w:pPr>
+            <w:r>
+              <w:rPr>
+                <w:rFonts w:ascii="Arial" w:eastAsia="Arial" w:hAnsi="Arial" w:cs="Arial"/>
+                <w:b/>
+              </w:rPr>
+              <w:t>Objective 4:</w:t>
+            </w:r>
+            <w:r>
+              <w:rPr>
+                <w:rFonts w:ascii="Arial" w:eastAsia="Arial" w:hAnsi="Arial" w:cs="Arial"/>
+              </w:rPr>
+              <w:t xml:space="preserve"> Develop a video game which makes use of the new controller’s unique features. </w:t>
+            </w:r>
+          </w:p>
+          <w:p>
+            <w:pPr>
+              <w:numPr>
+                <w:ilvl w:val="0"/>
+                <w:numId w:val="2"/>
+              </w:numPr>
+              <w:spacing w:after="128" w:line="285" w:lineRule="auto"/>
+              <w:ind w:right="16"/>
+              <w:jc w:val="left"/>
+            </w:pPr>
+            <w:r>
+              <w:rPr>
+                <w:rFonts w:ascii="Arial" w:eastAsia="Arial" w:hAnsi="Arial" w:cs="Arial"/>
+                <w:b/>
+              </w:rPr>
+              <w:t>Objective 5:</w:t>
+            </w:r>
+            <w:r>
+              <w:rPr>
+                <w:rFonts w:ascii="Arial" w:eastAsia="Arial" w:hAnsi="Arial" w:cs="Arial"/>
+              </w:rPr>
+              <w:t xml:space="preserve"> Conduct user testing with the game, comparing standard input methods with the new game controller. </w:t>
+            </w:r>
+          </w:p>
+          <w:p>
+            <w:pPr>
+              <w:numPr>
+                <w:ilvl w:val="0"/>
+                <w:numId w:val="2"/>
+              </w:numPr>
+              <w:spacing w:after="162" w:line="285" w:lineRule="auto"/>
+              <w:ind w:right="16"/>
+              <w:jc w:val="left"/>
+            </w:pPr>
+            <w:r>
+              <w:rPr>
+                <w:rFonts w:ascii="Arial" w:eastAsia="Arial" w:hAnsi="Arial" w:cs="Arial"/>
+                <w:b/>
+              </w:rPr>
+              <w:t>Objective 6:</w:t>
+            </w:r>
+            <w:r>
+              <w:rPr>
+                <w:rFonts w:ascii="Arial" w:eastAsia="Arial" w:hAnsi="Arial" w:cs="Arial"/>
+              </w:rPr>
+              <w:t xml:space="preserve"> Organise the primary data collected, then analyse the data. </w:t>
             </w:r>
           </w:p>
         </w:tc>
@@ -522,6 +659,7 @@
               <w:rPr>
                 <w:rFonts w:ascii="Arial" w:hAnsi="Arial" w:cs="Arial"/>
               </w:rPr>
+              <w:lastRenderedPageBreak/>
               <w:t>Why have I been invited to participate?</w:t>
             </w:r>
           </w:p>
@@ -598,20 +736,13 @@
               <w:rPr>
                 <w:rFonts w:ascii="Arial" w:hAnsi="Arial" w:cs="Arial"/>
               </w:rPr>
-              <w:t xml:space="preserve"> about [</w:t>
-            </w:r>
-            <w:r>
-              <w:rPr>
-                <w:rFonts w:ascii="Arial" w:hAnsi="Arial" w:cs="Arial"/>
-                <w:highlight w:val="yellow"/>
-              </w:rPr>
-              <w:t>topic</w:t>
-            </w:r>
-            <w:r>
-              <w:rPr>
-                <w:rFonts w:ascii="Arial" w:hAnsi="Arial" w:cs="Arial"/>
-              </w:rPr>
-              <w:t>].</w:t>
+              <w:t xml:space="preserve"> about </w:t>
+            </w:r>
+            <w:r>
+              <w:rPr>
+                <w:rFonts w:ascii="Arial" w:hAnsi="Arial" w:cs="Arial"/>
+              </w:rPr>
+              <w:t>the project’s custom controller.</w:t>
             </w:r>
           </w:p>
         </w:tc>
@@ -661,30 +792,14 @@
             <w:r>
               <w:rPr>
                 <w:rFonts w:ascii="Arial" w:hAnsi="Arial" w:cs="Arial"/>
-                <w:highlight w:val="yellow"/>
-              </w:rPr>
-              <w:t>[complete an online survey / participate in an online interview /provide access to data such as</w:t>
-            </w:r>
-            <w:r>
-              <w:rPr>
-                <w:rFonts w:ascii="Arial" w:hAnsi="Arial" w:cs="Arial"/>
-                <w:highlight w:val="yellow"/>
-              </w:rPr>
-              <w:t>…</w:t>
-            </w:r>
-            <w:r>
-              <w:rPr>
-                <w:rFonts w:ascii="Arial" w:hAnsi="Arial" w:cs="Arial"/>
-                <w:highlight w:val="yellow"/>
-              </w:rPr>
-              <w:t>/ provide feedback on…</w:t>
-            </w:r>
-            <w:r>
-              <w:rPr>
-                <w:rFonts w:ascii="Arial" w:hAnsi="Arial" w:cs="Arial"/>
-                <w:highlight w:val="yellow"/>
-              </w:rPr>
-              <w:t>].</w:t>
+              </w:rPr>
+              <w:t>complete an online survey</w:t>
+            </w:r>
+            <w:r>
+              <w:rPr>
+                <w:rFonts w:ascii="Arial" w:hAnsi="Arial" w:cs="Arial"/>
+              </w:rPr>
+              <w:t>.</w:t>
             </w:r>
           </w:p>
         </w:tc>
@@ -754,45 +869,32 @@
             <w:r>
               <w:rPr>
                 <w:rFonts w:ascii="Arial" w:hAnsi="Arial" w:cs="Arial"/>
-                <w:highlight w:val="yellow"/>
-              </w:rPr>
-              <w:t>[number of times]</w:t>
-            </w:r>
-            <w:r>
-              <w:rPr>
-                <w:rFonts w:ascii="Arial" w:hAnsi="Arial" w:cs="Arial"/>
-              </w:rPr>
-              <w:t xml:space="preserve"> during </w:t>
-            </w:r>
-            <w:r>
-              <w:rPr>
-                <w:rFonts w:ascii="Arial" w:hAnsi="Arial" w:cs="Arial"/>
-                <w:highlight w:val="yellow"/>
-              </w:rPr>
-              <w:t>the [</w:t>
-            </w:r>
-            <w:proofErr w:type="gramStart"/>
-            <w:r>
-              <w:rPr>
-                <w:rFonts w:ascii="Arial" w:hAnsi="Arial" w:cs="Arial"/>
-                <w:highlight w:val="yellow"/>
-              </w:rPr>
-              <w:t>time period</w:t>
-            </w:r>
-            <w:proofErr w:type="gramEnd"/>
-            <w:r>
-              <w:rPr>
-                <w:rFonts w:ascii="Arial" w:hAnsi="Arial" w:cs="Arial"/>
-                <w:highlight w:val="yellow"/>
-              </w:rPr>
-              <w:t xml:space="preserve">] for a duration of </w:t>
-            </w:r>
-            <w:r>
-              <w:rPr>
-                <w:rFonts w:ascii="Arial" w:hAnsi="Arial" w:cs="Arial"/>
-                <w:highlight w:val="yellow"/>
-              </w:rPr>
-              <w:t>[duration]</w:t>
+              </w:rPr>
+              <w:t xml:space="preserve">one time, </w:t>
+            </w:r>
+            <w:r>
+              <w:rPr>
+                <w:rFonts w:ascii="Arial" w:hAnsi="Arial" w:cs="Arial"/>
+              </w:rPr>
+              <w:t xml:space="preserve">during </w:t>
+            </w:r>
+            <w:r>
+              <w:rPr>
+                <w:rFonts w:ascii="Arial" w:hAnsi="Arial" w:cs="Arial"/>
+              </w:rPr>
+              <w:t>20/04 – 04/05</w:t>
+            </w:r>
+            <w:r>
+              <w:rPr>
+                <w:rFonts w:ascii="Arial" w:hAnsi="Arial" w:cs="Arial"/>
+              </w:rPr>
+              <w:t xml:space="preserve"> for a duration of </w:t>
+            </w:r>
+            <w:r>
+              <w:rPr>
+                <w:rFonts w:ascii="Arial" w:hAnsi="Arial" w:cs="Arial"/>
+              </w:rPr>
+              <w:t>10-15 minutes</w:t>
             </w:r>
             <w:r>
               <w:rPr>
@@ -824,7 +926,6 @@
               <w:rPr>
                 <w:rFonts w:ascii="Arial" w:hAnsi="Arial" w:cs="Arial"/>
               </w:rPr>
-              <w:lastRenderedPageBreak/>
               <w:t>Who will have access to the data I provide?</w:t>
             </w:r>
           </w:p>
@@ -963,9 +1064,8 @@
             <w:r>
               <w:rPr>
                 <w:rFonts w:ascii="Arial" w:hAnsi="Arial" w:cs="Arial"/>
-                <w:highlight w:val="yellow"/>
-              </w:rPr>
-              <w:t>[Month Year]</w:t>
+              </w:rPr>
+              <w:t>03/11/2025</w:t>
             </w:r>
             <w:r>
               <w:rPr>
@@ -988,21 +1088,22 @@
             <w:r>
               <w:rPr>
                 <w:rFonts w:ascii="Arial" w:hAnsi="Arial" w:cs="Arial"/>
-                <w:highlight w:val="yellow"/>
-              </w:rPr>
-              <w:t>[Month Year]</w:t>
-            </w:r>
-            <w:r>
-              <w:rPr>
-                <w:rFonts w:ascii="Arial" w:hAnsi="Arial" w:cs="Arial"/>
-              </w:rPr>
-              <w:t xml:space="preserve">. </w:t>
-            </w:r>
-            <w:r>
-              <w:rPr>
-                <w:rFonts w:ascii="Arial" w:hAnsi="Arial" w:cs="Arial"/>
-              </w:rPr>
-              <w:t xml:space="preserve">Data will be retained for a maximum of two years to allow for the findings to be written up. </w:t>
+              </w:rPr>
+              <w:t xml:space="preserve">11/05/2026. </w:t>
+            </w:r>
+            <w:proofErr w:type="gramStart"/>
+            <w:r>
+              <w:rPr>
+                <w:rFonts w:ascii="Arial" w:hAnsi="Arial" w:cs="Arial"/>
+              </w:rPr>
+              <w:t>Data</w:t>
+            </w:r>
+            <w:proofErr w:type="gramEnd"/>
+            <w:r>
+              <w:rPr>
+                <w:rFonts w:ascii="Arial" w:hAnsi="Arial" w:cs="Arial"/>
+              </w:rPr>
+              <w:t xml:space="preserve"> will be retained for a maximum of two years to allow for the findings to be written up. </w:t>
             </w:r>
             <w:r>
               <w:rPr>
@@ -1077,7 +1178,14 @@
               <w:rPr>
                 <w:rFonts w:ascii="Arial" w:hAnsi="Arial" w:cs="Arial"/>
               </w:rPr>
-              <w:t>Suppose it is necessary to capture data on a personal device. In that case,</w:t>
+              <w:t xml:space="preserve">Suppose it is necessary to capture data on a personal device. </w:t>
+            </w:r>
+            <w:r>
+              <w:rPr>
+                <w:rFonts w:ascii="Arial" w:hAnsi="Arial" w:cs="Arial"/>
+              </w:rPr>
+              <w:lastRenderedPageBreak/>
+              <w:t>In that case,</w:t>
             </w:r>
             <w:r>
               <w:rPr>
@@ -1121,6 +1229,7 @@
               <w:rPr>
                 <w:rFonts w:ascii="Arial" w:hAnsi="Arial" w:cs="Arial"/>
               </w:rPr>
+              <w:lastRenderedPageBreak/>
               <w:t>How long will data be stored?</w:t>
             </w:r>
           </w:p>
@@ -1423,9 +1532,44 @@
             <w:r>
               <w:rPr>
                 <w:rFonts w:ascii="Arial" w:hAnsi="Arial" w:cs="Arial"/>
-                <w:highlight w:val="yellow"/>
-              </w:rPr>
-              <w:t xml:space="preserve">at [email@bcu.ac.uk] and my supervisor, [supervisor name], via email at [supervisor email@bcu.ac.uk]. </w:t>
+              </w:rPr>
+              <w:t xml:space="preserve">at </w:t>
+            </w:r>
+            <w:r>
+              <w:rPr>
+                <w:rFonts w:ascii="Arial" w:hAnsi="Arial" w:cs="Arial"/>
+              </w:rPr>
+              <w:t>Kamil.Cychowski@mail.bcu.ac.uk</w:t>
+            </w:r>
+            <w:r>
+              <w:rPr>
+                <w:rFonts w:ascii="Arial" w:hAnsi="Arial" w:cs="Arial"/>
+              </w:rPr>
+              <w:t xml:space="preserve"> and my supervisor, </w:t>
+            </w:r>
+            <w:r>
+              <w:rPr>
+                <w:rFonts w:ascii="Arial" w:hAnsi="Arial" w:cs="Arial"/>
+              </w:rPr>
+              <w:t xml:space="preserve">Richard Davies, </w:t>
+            </w:r>
+            <w:r>
+              <w:rPr>
+                <w:rFonts w:ascii="Arial" w:hAnsi="Arial" w:cs="Arial"/>
+              </w:rPr>
+              <w:t>via email at [</w:t>
+            </w:r>
+            <w:r>
+              <w:rPr>
+                <w:rFonts w:ascii="Arial" w:hAnsi="Arial" w:cs="Arial"/>
+              </w:rPr>
+              <w:t>Richard.Davies</w:t>
+            </w:r>
+            <w:r>
+              <w:rPr>
+                <w:rFonts w:ascii="Arial" w:hAnsi="Arial" w:cs="Arial"/>
+              </w:rPr>
+              <w:t xml:space="preserve">@bcu.ac.uk]. </w:t>
             </w:r>
             <w:r>
               <w:rPr>
@@ -1481,7 +1625,6 @@
               <w:rPr>
                 <w:rFonts w:ascii="Arial" w:hAnsi="Arial" w:cs="Arial"/>
               </w:rPr>
-              <w:lastRenderedPageBreak/>
               <w:t xml:space="preserve">Who do I contact if I have any concerns about the research or </w:t>
             </w:r>
             <w:r>
@@ -1548,7 +1691,7 @@
               </w:rPr>
               <w:t> </w:t>
             </w:r>
-            <w:hyperlink r:id="rId8" w:history="1">
+            <w:hyperlink r:id="rId7" w:history="1">
               <w:r>
                 <w:rPr>
                   <w:rStyle w:val="Hyperlink"/>
@@ -1589,7 +1732,7 @@
               </w:rPr>
               <w:t xml:space="preserve">If you wish to raise concerns about how your personal data is used.   Please contact the Data Protection Officer at </w:t>
             </w:r>
-            <w:hyperlink r:id="rId9" w:history="1">
+            <w:hyperlink r:id="rId8" w:history="1">
               <w:r>
                 <w:rPr>
                   <w:rStyle w:val="Hyperlink"/>
@@ -1602,7 +1745,14 @@
               <w:rPr>
                 <w:rFonts w:ascii="Arial" w:hAnsi="Arial" w:cs="Arial"/>
               </w:rPr>
-              <w:t xml:space="preserve"> or +44 (0)121 202 4597 or Data Protection Officer, Information Management, Legal Services, Joseph Priestley Building, Cardigan Street, Birmingham, B4 7RJ. You can also complain directly to the Information Commissioner at the Information Commissioner’s Office, Wycliffe House, Water Lane, Wilmslow, Cheshire, SK9 5AF, </w:t>
+              <w:t xml:space="preserve"> or +44 (0)121 202 4597 or Data Protection Officer, Information Management, Legal Services, Joseph Priestley Building, Cardigan Street, Birmingham, B4 7RJ. You can also complain directly to the Information Commissioner at the Information Commissioner’s Office, Wycliffe House, Water Lane, Wilmslow, Cheshire, SK9 </w:t>
+            </w:r>
+            <w:r>
+              <w:rPr>
+                <w:rFonts w:ascii="Arial" w:hAnsi="Arial" w:cs="Arial"/>
+              </w:rPr>
+              <w:lastRenderedPageBreak/>
+              <w:t xml:space="preserve">5AF, </w:t>
             </w:r>
             <w:r>
               <w:rPr>
@@ -1628,7 +1778,7 @@
               </w:rPr>
               <w:t xml:space="preserve">available at </w:t>
             </w:r>
-            <w:hyperlink r:id="rId10" w:history="1">
+            <w:hyperlink r:id="rId9" w:history="1">
               <w:r>
                 <w:rPr>
                   <w:rStyle w:val="Hyperlink"/>
@@ -1667,6 +1817,7 @@
               <w:rPr>
                 <w:rFonts w:ascii="Arial" w:hAnsi="Arial" w:cs="Arial"/>
               </w:rPr>
+              <w:lastRenderedPageBreak/>
               <w:t>What do I do if I have questions about the project?</w:t>
             </w:r>
           </w:p>
@@ -1691,9 +1842,8 @@
             <w:r>
               <w:rPr>
                 <w:rFonts w:ascii="Arial" w:hAnsi="Arial" w:cs="Arial"/>
-                <w:highlight w:val="yellow"/>
-              </w:rPr>
-              <w:t>[email address @bcu.ac.uk]</w:t>
+              </w:rPr>
+              <w:t>Kamil.Cychowski@bcu.ac.uk</w:t>
             </w:r>
           </w:p>
         </w:tc>
@@ -1708,8 +1858,8 @@
       </w:pPr>
     </w:p>
     <w:sectPr>
-      <w:headerReference w:type="default" r:id="rId11"/>
-      <w:footerReference w:type="default" r:id="rId12"/>
+      <w:headerReference w:type="default" r:id="rId10"/>
+      <w:footerReference w:type="default" r:id="rId11"/>
       <w:pgSz w:w="11906" w:h="16838"/>
       <w:pgMar w:top="1985" w:right="1440" w:bottom="1440" w:left="1440" w:header="709" w:footer="708" w:gutter="0"/>
       <w:cols w:space="708"/>
@@ -1929,6 +2079,218 @@
 <file path=word/numbering.xml><?xml version="1.0" encoding="utf-8"?>
 <w:numbering xmlns:wpc="http://schemas.microsoft.com/office/word/2010/wordprocessingCanvas" xmlns:cx="http://schemas.microsoft.com/office/drawing/2014/chartex" xmlns:cx1="http://schemas.microsoft.com/office/drawing/2015/9/8/chartex" xmlns:cx2="http://schemas.microsoft.com/office/drawing/2015/10/21/chartex" xmlns:cx3="http://schemas.microsoft.com/office/drawing/2016/5/9/chartex" xmlns:cx4="http://schemas.microsoft.com/office/drawing/2016/5/10/chartex" xmlns:cx5="http://schemas.microsoft.com/office/drawing/2016/5/11/chartex" xmlns:cx6="http://schemas.microsoft.com/office/drawing/2016/5/12/chartex" xmlns:cx7="http://schemas.microsoft.com/office/drawing/2016/5/13/chartex" xmlns:cx8="http://schemas.microsoft.com/office/drawing/2016/5/14/chartex" xmlns:mc="http://schemas.openxmlformats.org/markup-compatibility/2006" xmlns:aink="http://schemas.microsoft.com/office/drawing/2016/ink" xmlns:am3d="http://schemas.microsoft.com/office/drawing/2017/model3d" xmlns:o="urn:schemas-microsoft-com:office:office" xmlns:oel="http://schemas.microsoft.com/office/2019/extlst" xmlns:r="http://schemas.openxmlformats.org/officeDocument/2006/relationships" xmlns:m="http://schemas.openxmlformats.org/officeDocument/2006/math" xmlns:v="urn:schemas-microsoft-com:vml" xmlns:wp14="http://schemas.microsoft.com/office/word/2010/wordprocessingDrawing" xmlns:wp="http://schemas.openxmlformats.org/drawingml/2006/wordprocessingDrawing" xmlns:w10="urn:schemas-microsoft-com:office:word" xmlns:w="http://schemas.openxmlformats.org/wordprocessingml/2006/main" xmlns:w14="http://schemas.microsoft.com/office/word/2010/wordml" xmlns:w15="http://schemas.microsoft.com/office/word/2012/wordml" xmlns:w16cex="http://schemas.microsoft.com/office/word/2018/wordml/cex" xmlns:w16cid="http://schemas.microsoft.com/office/word/2016/wordml/cid" xmlns:w16="http://schemas.microsoft.com/office/word/2018/wordml" xmlns:w16du="http://schemas.microsoft.com/office/word/2023/wordml/word16du" xmlns:w16sdtdh="http://schemas.microsoft.com/office/word/2020/wordml/sdtdatahash" xmlns:w16sdtfl="http://schemas.microsoft.com/office/word/2024/wordml/sdtformatlock" xmlns:w16se="http://schemas.microsoft.com/office/word/2015/wordml/symex" xmlns:wpg="http://schemas.microsoft.com/office/word/2010/wordprocessingGroup" xmlns:wpi="http://schemas.microsoft.com/office/word/2010/wordprocessingInk" xmlns:wne="http://schemas.microsoft.com/office/word/2006/wordml" xmlns:wps="http://schemas.microsoft.com/office/word/2010/wordprocessingShape" mc:Ignorable="w14 w15 w16se w16cid w16 w16cex w16sdtdh w16sdtfl w16du wp14">
   <w:abstractNum w:abstractNumId="0" w15:restartNumberingAfterBreak="0">
+    <w:nsid w:val="48F05BBF"/>
+    <w:multiLevelType w:val="hybridMultilevel"/>
+    <w:tmpl w:val="D22C5960"/>
+    <w:lvl w:ilvl="0" w:tplc="3B14DCCA">
+      <w:start w:val="1"/>
+      <w:numFmt w:val="bullet"/>
+      <w:lvlText w:val="●"/>
+      <w:lvlJc w:val="left"/>
+      <w:pPr>
+        <w:ind w:left="705"/>
+      </w:pPr>
+      <w:rPr>
+        <w:rFonts w:ascii="Times New Roman" w:eastAsia="Times New Roman" w:hAnsi="Times New Roman" w:cs="Times New Roman"/>
+        <w:b w:val="0"/>
+        <w:i w:val="0"/>
+        <w:strike w:val="0"/>
+        <w:dstrike w:val="0"/>
+        <w:color w:val="000000"/>
+        <w:sz w:val="20"/>
+        <w:szCs w:val="20"/>
+        <w:u w:val="none" w:color="000000"/>
+        <w:bdr w:val="none" w:sz="0" w:space="0" w:color="auto"/>
+        <w:shd w:val="clear" w:color="auto" w:fill="auto"/>
+        <w:vertAlign w:val="baseline"/>
+      </w:rPr>
+    </w:lvl>
+    <w:lvl w:ilvl="1" w:tplc="BD76F0F8">
+      <w:start w:val="1"/>
+      <w:numFmt w:val="bullet"/>
+      <w:lvlText w:val="o"/>
+      <w:lvlJc w:val="left"/>
+      <w:pPr>
+        <w:ind w:left="1440"/>
+      </w:pPr>
+      <w:rPr>
+        <w:rFonts w:ascii="Times New Roman" w:eastAsia="Times New Roman" w:hAnsi="Times New Roman" w:cs="Times New Roman"/>
+        <w:b w:val="0"/>
+        <w:i w:val="0"/>
+        <w:strike w:val="0"/>
+        <w:dstrike w:val="0"/>
+        <w:color w:val="000000"/>
+        <w:sz w:val="20"/>
+        <w:szCs w:val="20"/>
+        <w:u w:val="none" w:color="000000"/>
+        <w:bdr w:val="none" w:sz="0" w:space="0" w:color="auto"/>
+        <w:shd w:val="clear" w:color="auto" w:fill="auto"/>
+        <w:vertAlign w:val="baseline"/>
+      </w:rPr>
+    </w:lvl>
+    <w:lvl w:ilvl="2" w:tplc="EAE4C394">
+      <w:start w:val="1"/>
+      <w:numFmt w:val="bullet"/>
+      <w:lvlText w:val="▪"/>
+      <w:lvlJc w:val="left"/>
+      <w:pPr>
+        <w:ind w:left="2160"/>
+      </w:pPr>
+      <w:rPr>
+        <w:rFonts w:ascii="Times New Roman" w:eastAsia="Times New Roman" w:hAnsi="Times New Roman" w:cs="Times New Roman"/>
+        <w:b w:val="0"/>
+        <w:i w:val="0"/>
+        <w:strike w:val="0"/>
+        <w:dstrike w:val="0"/>
+        <w:color w:val="000000"/>
+        <w:sz w:val="20"/>
+        <w:szCs w:val="20"/>
+        <w:u w:val="none" w:color="000000"/>
+        <w:bdr w:val="none" w:sz="0" w:space="0" w:color="auto"/>
+        <w:shd w:val="clear" w:color="auto" w:fill="auto"/>
+        <w:vertAlign w:val="baseline"/>
+      </w:rPr>
+    </w:lvl>
+    <w:lvl w:ilvl="3" w:tplc="ACC2FF1C">
+      <w:start w:val="1"/>
+      <w:numFmt w:val="bullet"/>
+      <w:lvlText w:val="•"/>
+      <w:lvlJc w:val="left"/>
+      <w:pPr>
+        <w:ind w:left="2880"/>
+      </w:pPr>
+      <w:rPr>
+        <w:rFonts w:ascii="Times New Roman" w:eastAsia="Times New Roman" w:hAnsi="Times New Roman" w:cs="Times New Roman"/>
+        <w:b w:val="0"/>
+        <w:i w:val="0"/>
+        <w:strike w:val="0"/>
+        <w:dstrike w:val="0"/>
+        <w:color w:val="000000"/>
+        <w:sz w:val="20"/>
+        <w:szCs w:val="20"/>
+        <w:u w:val="none" w:color="000000"/>
+        <w:bdr w:val="none" w:sz="0" w:space="0" w:color="auto"/>
+        <w:shd w:val="clear" w:color="auto" w:fill="auto"/>
+        <w:vertAlign w:val="baseline"/>
+      </w:rPr>
+    </w:lvl>
+    <w:lvl w:ilvl="4" w:tplc="6A20A608">
+      <w:start w:val="1"/>
+      <w:numFmt w:val="bullet"/>
+      <w:lvlText w:val="o"/>
+      <w:lvlJc w:val="left"/>
+      <w:pPr>
+        <w:ind w:left="3600"/>
+      </w:pPr>
+      <w:rPr>
+        <w:rFonts w:ascii="Times New Roman" w:eastAsia="Times New Roman" w:hAnsi="Times New Roman" w:cs="Times New Roman"/>
+        <w:b w:val="0"/>
+        <w:i w:val="0"/>
+        <w:strike w:val="0"/>
+        <w:dstrike w:val="0"/>
+        <w:color w:val="000000"/>
+        <w:sz w:val="20"/>
+        <w:szCs w:val="20"/>
+        <w:u w:val="none" w:color="000000"/>
+        <w:bdr w:val="none" w:sz="0" w:space="0" w:color="auto"/>
+        <w:shd w:val="clear" w:color="auto" w:fill="auto"/>
+        <w:vertAlign w:val="baseline"/>
+      </w:rPr>
+    </w:lvl>
+    <w:lvl w:ilvl="5" w:tplc="F304701E">
+      <w:start w:val="1"/>
+      <w:numFmt w:val="bullet"/>
+      <w:lvlText w:val="▪"/>
+      <w:lvlJc w:val="left"/>
+      <w:pPr>
+        <w:ind w:left="4320"/>
+      </w:pPr>
+      <w:rPr>
+        <w:rFonts w:ascii="Times New Roman" w:eastAsia="Times New Roman" w:hAnsi="Times New Roman" w:cs="Times New Roman"/>
+        <w:b w:val="0"/>
+        <w:i w:val="0"/>
+        <w:strike w:val="0"/>
+        <w:dstrike w:val="0"/>
+        <w:color w:val="000000"/>
+        <w:sz w:val="20"/>
+        <w:szCs w:val="20"/>
+        <w:u w:val="none" w:color="000000"/>
+        <w:bdr w:val="none" w:sz="0" w:space="0" w:color="auto"/>
+        <w:shd w:val="clear" w:color="auto" w:fill="auto"/>
+        <w:vertAlign w:val="baseline"/>
+      </w:rPr>
+    </w:lvl>
+    <w:lvl w:ilvl="6" w:tplc="9342E1E6">
+      <w:start w:val="1"/>
+      <w:numFmt w:val="bullet"/>
+      <w:lvlText w:val="•"/>
+      <w:lvlJc w:val="left"/>
+      <w:pPr>
+        <w:ind w:left="5040"/>
+      </w:pPr>
+      <w:rPr>
+        <w:rFonts w:ascii="Times New Roman" w:eastAsia="Times New Roman" w:hAnsi="Times New Roman" w:cs="Times New Roman"/>
+        <w:b w:val="0"/>
+        <w:i w:val="0"/>
+        <w:strike w:val="0"/>
+        <w:dstrike w:val="0"/>
+        <w:color w:val="000000"/>
+        <w:sz w:val="20"/>
+        <w:szCs w:val="20"/>
+        <w:u w:val="none" w:color="000000"/>
+        <w:bdr w:val="none" w:sz="0" w:space="0" w:color="auto"/>
+        <w:shd w:val="clear" w:color="auto" w:fill="auto"/>
+        <w:vertAlign w:val="baseline"/>
+      </w:rPr>
+    </w:lvl>
+    <w:lvl w:ilvl="7" w:tplc="F6002182">
+      <w:start w:val="1"/>
+      <w:numFmt w:val="bullet"/>
+      <w:lvlText w:val="o"/>
+      <w:lvlJc w:val="left"/>
+      <w:pPr>
+        <w:ind w:left="5760"/>
+      </w:pPr>
+      <w:rPr>
+        <w:rFonts w:ascii="Times New Roman" w:eastAsia="Times New Roman" w:hAnsi="Times New Roman" w:cs="Times New Roman"/>
+        <w:b w:val="0"/>
+        <w:i w:val="0"/>
+        <w:strike w:val="0"/>
+        <w:dstrike w:val="0"/>
+        <w:color w:val="000000"/>
+        <w:sz w:val="20"/>
+        <w:szCs w:val="20"/>
+        <w:u w:val="none" w:color="000000"/>
+        <w:bdr w:val="none" w:sz="0" w:space="0" w:color="auto"/>
+        <w:shd w:val="clear" w:color="auto" w:fill="auto"/>
+        <w:vertAlign w:val="baseline"/>
+      </w:rPr>
+    </w:lvl>
+    <w:lvl w:ilvl="8" w:tplc="C79C6A42">
+      <w:start w:val="1"/>
+      <w:numFmt w:val="bullet"/>
+      <w:lvlText w:val="▪"/>
+      <w:lvlJc w:val="left"/>
+      <w:pPr>
+        <w:ind w:left="6480"/>
+      </w:pPr>
+      <w:rPr>
+        <w:rFonts w:ascii="Times New Roman" w:eastAsia="Times New Roman" w:hAnsi="Times New Roman" w:cs="Times New Roman"/>
+        <w:b w:val="0"/>
+        <w:i w:val="0"/>
+        <w:strike w:val="0"/>
+        <w:dstrike w:val="0"/>
+        <w:color w:val="000000"/>
+        <w:sz w:val="20"/>
+        <w:szCs w:val="20"/>
+        <w:u w:val="none" w:color="000000"/>
+        <w:bdr w:val="none" w:sz="0" w:space="0" w:color="auto"/>
+        <w:shd w:val="clear" w:color="auto" w:fill="auto"/>
+        <w:vertAlign w:val="baseline"/>
+      </w:rPr>
+    </w:lvl>
+  </w:abstractNum>
+  <w:abstractNum w:abstractNumId="1" w15:restartNumberingAfterBreak="0">
     <w:nsid w:val="7D2A1976"/>
     <w:multiLevelType w:val="hybridMultilevel"/>
     <w:tmpl w:val="F65A7A98"/>
@@ -2018,6 +2380,9 @@
     </w:lvl>
   </w:abstractNum>
   <w:num w:numId="1" w16cid:durableId="1204053052">
+    <w:abstractNumId w:val="1"/>
+  </w:num>
+  <w:num w:numId="2" w16cid:durableId="751703346">
     <w:abstractNumId w:val="0"/>
   </w:num>
 </w:numbering>
